--- a/우크라이나_대본/5부/5부_8화_TV_토론.docx
+++ b/우크라이나_대본/5부/5부_8화_TV_토론.docx
@@ -30,7 +30,7 @@
           <w:i w:val="0"/>
           <w:sz w:val="22"/>
         </w:rPr>
-        <w:t xml:space="preserve"> 올레스 오를렌코(32세, 대선 후보·최고라다 의원) / 아르템 이호로비치 보이추크(52세, 농기계 유통망 «아그로모토르» 창업자·전 지역의회 의원, 결선 상대 후보) / 이리나 올레히우나 마르첸코(29세, 올레스 캠프 대변인) / 카탸 리센코(33세, 캠프 실무 총괄) / 글리브 오스타프추크(28세, 자료 검증·전산 담당) / 아나톨리 빅토로비치 흐레베뉵(68세, 정치 참모) / 데니스 홀로바치(38세, 보이추크 캠프 참모 — 신규) / 마르타 크라우추크(44세, 국영 방송 «공영 1»의 토론 진행자 — 신규) / 한나 오를렌코(63세, 올레스의 어머니, 학교 사서) / 조야 페트리우나(80대, 본다르의 오랜 지기) / 분장사·음향 기사·스튜디오 스태프</w:t>
+        <w:t xml:space="preserve"> 올레스 오를렌코(32세, 대선 후보·최고라다 의원) / 아르템 이호로비치 보이추크(54세, 농기계 유통망 «아그로모토르» 창업자·전 지역의회 의원, 결선 상대 후보) / 이리나 올레히우나 마르첸코(29세, 올레스 캠프 대변인) / 카탸 리센코(33세, 캠프 실무 총괄) / 글리브 오스타프추크(28세, 자료 검증·전산 담당) / 아나톨리 빅토로비치 흐레베뉵(68세, 정치 참모) / 데니스 홀로바치(38세, 보이추크 캠프 참모 — 신규) / 마르타 크라우추크(44세, 국영 방송 «공영 1»의 토론 진행자 — 신규) / 한나 오를렌코(63세, 올레스의 어머니, 학교 사서) / 조야 페트리우나(80대, 본다르의 오랜 지기) / 분장사·음향 기사·스튜디오 스태프</w:t>
       </w:r>
     </w:p>
     <w:p>
